--- a/klagomål/A 6159-2023 FSC-klagomål.docx
+++ b/klagomål/A 6159-2023 FSC-klagomål.docx
@@ -734,7 +734,7 @@
     <w:r>
       <w:tab/>
       <w:tab/>
-      <w:t>2026-09-14</w:t>
+      <w:t>2026-09-15</w:t>
       <w:br/>
       <w:br/>
     </w:r>

--- a/klagomål/A 6159-2023 FSC-klagomål.docx
+++ b/klagomål/A 6159-2023 FSC-klagomål.docx
@@ -734,7 +734,7 @@
     <w:r>
       <w:tab/>
       <w:tab/>
-      <w:t>2026-09-15</w:t>
+      <w:t>2026-09-16</w:t>
       <w:br/>
       <w:br/>
     </w:r>

--- a/klagomål/A 6159-2023 FSC-klagomål.docx
+++ b/klagomål/A 6159-2023 FSC-klagomål.docx
@@ -734,7 +734,7 @@
     <w:r>
       <w:tab/>
       <w:tab/>
-      <w:t>2026-09-16</w:t>
+      <w:t>2026-09-17</w:t>
       <w:br/>
       <w:br/>
     </w:r>

--- a/klagomål/A 6159-2023 FSC-klagomål.docx
+++ b/klagomål/A 6159-2023 FSC-klagomål.docx
@@ -734,7 +734,7 @@
     <w:r>
       <w:tab/>
       <w:tab/>
-      <w:t>2026-09-17</w:t>
+      <w:t>2026-09-18</w:t>
       <w:br/>
       <w:br/>
     </w:r>

--- a/klagomål/A 6159-2023 FSC-klagomål.docx
+++ b/klagomål/A 6159-2023 FSC-klagomål.docx
@@ -734,7 +734,7 @@
     <w:r>
       <w:tab/>
       <w:tab/>
-      <w:t>2026-09-18</w:t>
+      <w:t>2026-09-19</w:t>
       <w:br/>
       <w:br/>
     </w:r>

--- a/klagomål/A 6159-2023 FSC-klagomål.docx
+++ b/klagomål/A 6159-2023 FSC-klagomål.docx
@@ -734,7 +734,7 @@
     <w:r>
       <w:tab/>
       <w:tab/>
-      <w:t>2026-09-19</w:t>
+      <w:t>2026-09-21</w:t>
       <w:br/>
       <w:br/>
     </w:r>

--- a/klagomål/A 6159-2023 FSC-klagomål.docx
+++ b/klagomål/A 6159-2023 FSC-klagomål.docx
@@ -734,7 +734,7 @@
     <w:r>
       <w:tab/>
       <w:tab/>
-      <w:t>2026-09-21</w:t>
+      <w:t>2026-09-23</w:t>
       <w:br/>
       <w:br/>
     </w:r>

--- a/klagomål/A 6159-2023 FSC-klagomål.docx
+++ b/klagomål/A 6159-2023 FSC-klagomål.docx
@@ -734,7 +734,7 @@
     <w:r>
       <w:tab/>
       <w:tab/>
-      <w:t>2026-09-23</w:t>
+      <w:t>2026-09-24</w:t>
       <w:br/>
       <w:br/>
     </w:r>

--- a/klagomål/A 6159-2023 FSC-klagomål.docx
+++ b/klagomål/A 6159-2023 FSC-klagomål.docx
@@ -734,7 +734,7 @@
     <w:r>
       <w:tab/>
       <w:tab/>
-      <w:t>2026-09-24</w:t>
+      <w:t>2026-09-25</w:t>
       <w:br/>
       <w:br/>
     </w:r>

--- a/klagomål/A 6159-2023 FSC-klagomål.docx
+++ b/klagomål/A 6159-2023 FSC-klagomål.docx
@@ -734,7 +734,7 @@
     <w:r>
       <w:tab/>
       <w:tab/>
-      <w:t>2026-09-25</w:t>
+      <w:t>2026-09-26</w:t>
       <w:br/>
       <w:br/>
     </w:r>

--- a/klagomål/A 6159-2023 FSC-klagomål.docx
+++ b/klagomål/A 6159-2023 FSC-klagomål.docx
@@ -734,7 +734,7 @@
     <w:r>
       <w:tab/>
       <w:tab/>
-      <w:t>2026-09-26</w:t>
+      <w:t>2026-09-27</w:t>
       <w:br/>
       <w:br/>
     </w:r>

--- a/klagomål/A 6159-2023 FSC-klagomål.docx
+++ b/klagomål/A 6159-2023 FSC-klagomål.docx
@@ -734,7 +734,7 @@
     <w:r>
       <w:tab/>
       <w:tab/>
-      <w:t>2026-09-27</w:t>
+      <w:t>2026-09-28</w:t>
       <w:br/>
       <w:br/>
     </w:r>

--- a/klagomål/A 6159-2023 FSC-klagomål.docx
+++ b/klagomål/A 6159-2023 FSC-klagomål.docx
@@ -734,7 +734,7 @@
     <w:r>
       <w:tab/>
       <w:tab/>
-      <w:t>2026-09-28</w:t>
+      <w:t>2026-09-29</w:t>
       <w:br/>
       <w:br/>
     </w:r>

--- a/klagomål/A 6159-2023 FSC-klagomål.docx
+++ b/klagomål/A 6159-2023 FSC-klagomål.docx
@@ -734,7 +734,7 @@
     <w:r>
       <w:tab/>
       <w:tab/>
-      <w:t>2026-09-29</w:t>
+      <w:t>2026-09-30</w:t>
       <w:br/>
       <w:br/>
     </w:r>

--- a/klagomål/A 6159-2023 FSC-klagomål.docx
+++ b/klagomål/A 6159-2023 FSC-klagomål.docx
@@ -734,7 +734,7 @@
     <w:r>
       <w:tab/>
       <w:tab/>
-      <w:t>2026-09-30</w:t>
+      <w:t>2026-10-01</w:t>
       <w:br/>
       <w:br/>
     </w:r>

--- a/klagomål/A 6159-2023 FSC-klagomål.docx
+++ b/klagomål/A 6159-2023 FSC-klagomål.docx
@@ -734,7 +734,7 @@
     <w:r>
       <w:tab/>
       <w:tab/>
-      <w:t>2026-10-01</w:t>
+      <w:t>2026-10-02</w:t>
       <w:br/>
       <w:br/>
     </w:r>

--- a/klagomål/A 6159-2023 FSC-klagomål.docx
+++ b/klagomål/A 6159-2023 FSC-klagomål.docx
@@ -734,7 +734,7 @@
     <w:r>
       <w:tab/>
       <w:tab/>
-      <w:t>2026-10-02</w:t>
+      <w:t>2026-10-03</w:t>
       <w:br/>
       <w:br/>
     </w:r>

--- a/klagomål/A 6159-2023 FSC-klagomål.docx
+++ b/klagomål/A 6159-2023 FSC-klagomål.docx
@@ -734,7 +734,7 @@
     <w:r>
       <w:tab/>
       <w:tab/>
-      <w:t>2026-10-03</w:t>
+      <w:t>2026-10-04</w:t>
       <w:br/>
       <w:br/>
     </w:r>

--- a/klagomål/A 6159-2023 FSC-klagomål.docx
+++ b/klagomål/A 6159-2023 FSC-klagomål.docx
@@ -734,7 +734,7 @@
     <w:r>
       <w:tab/>
       <w:tab/>
-      <w:t>2026-10-04</w:t>
+      <w:t>2026-10-05</w:t>
       <w:br/>
       <w:br/>
     </w:r>

--- a/klagomål/A 6159-2023 FSC-klagomål.docx
+++ b/klagomål/A 6159-2023 FSC-klagomål.docx
@@ -734,7 +734,7 @@
     <w:r>
       <w:tab/>
       <w:tab/>
-      <w:t>2026-10-05</w:t>
+      <w:t>2026-10-06</w:t>
       <w:br/>
       <w:br/>
     </w:r>

--- a/klagomål/A 6159-2023 FSC-klagomål.docx
+++ b/klagomål/A 6159-2023 FSC-klagomål.docx
@@ -734,7 +734,7 @@
     <w:r>
       <w:tab/>
       <w:tab/>
-      <w:t>2026-10-06</w:t>
+      <w:t>2026-10-07</w:t>
       <w:br/>
       <w:br/>
     </w:r>

--- a/klagomål/A 6159-2023 FSC-klagomål.docx
+++ b/klagomål/A 6159-2023 FSC-klagomål.docx
@@ -734,7 +734,7 @@
     <w:r>
       <w:tab/>
       <w:tab/>
-      <w:t>2026-10-07</w:t>
+      <w:t>2026-10-08</w:t>
       <w:br/>
       <w:br/>
     </w:r>

--- a/klagomål/A 6159-2023 FSC-klagomål.docx
+++ b/klagomål/A 6159-2023 FSC-klagomål.docx
@@ -734,7 +734,7 @@
     <w:r>
       <w:tab/>
       <w:tab/>
-      <w:t>2026-10-08</w:t>
+      <w:t>2026-10-09</w:t>
       <w:br/>
       <w:br/>
     </w:r>

--- a/klagomål/A 6159-2023 FSC-klagomål.docx
+++ b/klagomål/A 6159-2023 FSC-klagomål.docx
@@ -734,7 +734,7 @@
     <w:r>
       <w:tab/>
       <w:tab/>
-      <w:t>2026-10-09</w:t>
+      <w:t>2026-10-10</w:t>
       <w:br/>
       <w:br/>
     </w:r>

--- a/klagomål/A 6159-2023 FSC-klagomål.docx
+++ b/klagomål/A 6159-2023 FSC-klagomål.docx
@@ -734,7 +734,7 @@
     <w:r>
       <w:tab/>
       <w:tab/>
-      <w:t>2026-10-10</w:t>
+      <w:t>2026-10-11</w:t>
       <w:br/>
       <w:br/>
     </w:r>

--- a/klagomål/A 6159-2023 FSC-klagomål.docx
+++ b/klagomål/A 6159-2023 FSC-klagomål.docx
@@ -734,7 +734,7 @@
     <w:r>
       <w:tab/>
       <w:tab/>
-      <w:t>2026-10-11</w:t>
+      <w:t>2026-10-12</w:t>
       <w:br/>
       <w:br/>
     </w:r>

--- a/klagomål/A 6159-2023 FSC-klagomål.docx
+++ b/klagomål/A 6159-2023 FSC-klagomål.docx
@@ -734,7 +734,7 @@
     <w:r>
       <w:tab/>
       <w:tab/>
-      <w:t>2026-10-12</w:t>
+      <w:t>2026-10-13</w:t>
       <w:br/>
       <w:br/>
     </w:r>

--- a/klagomål/A 6159-2023 FSC-klagomål.docx
+++ b/klagomål/A 6159-2023 FSC-klagomål.docx
@@ -178,7 +178,7 @@
       <w:r>
         <w:drawing>
           <wp:inline xmlns:a="http://schemas.openxmlformats.org/drawingml/2006/main" xmlns:pic="http://schemas.openxmlformats.org/drawingml/2006/picture">
-            <wp:extent cx="5486400" cy="3799002"/>
+            <wp:extent cx="5486400" cy="4400432"/>
             <wp:docPr id="1" name="Picture 1"/>
             <wp:cNvGraphicFramePr>
               <a:graphicFrameLocks noChangeAspect="1"/>
@@ -199,7 +199,7 @@
                   <pic:spPr>
                     <a:xfrm>
                       <a:off x="0" y="0"/>
-                      <a:ext cx="5486400" cy="3799002"/>
+                      <a:ext cx="5486400" cy="4400432"/>
                     </a:xfrm>
                     <a:prstGeom prst="rect"/>
                   </pic:spPr>
@@ -221,7 +221,7 @@
     </w:p>
     <w:p>
       <w:r>
-        <w:t>I och inom 22 meter från avverkningsanmälan finns fynd av 7 naturvårdsarter, varav 5 är rödlistade, 1 är typisk (T) och 2 är signalarter (S): Coniocarpon fallax (CR), knölig taggsvamp (EN), gyllenspindling (VU), dofttaggsvamp (NT, T), odörspindling (NT), anisspindling (S) och olivspindling (S). Se Figur 1.</w:t>
+        <w:t>I och inom 22 meter från avverkningsanmälan finns fynd av 25 naturvårdsarter, varav 20 är rödlistade, 6 är typiska (T) och 4 är signalarter (S): Coniocarpon fallax (CR), brandtaggsvamp (EN), knölig taggsvamp (EN), duvspindling (VU), granrotspindling (VU), gul lammticka (VU), gulsträngad fagerspindling (VU), gyllenspindling (VU), svartgrön spindling (VU), trollspindling (VU), blek fingersvamp (NT), blå slemspindling (NT, T), dofttaggsvamp (NT, T), fjällig taggsvamp s.str. (NT), kryddspindling (NT, T), odörspindling (NT), orange taggsvamp (NT, T), svart taggsvamp (NT), vårärt (NT, T), äggspindling (NT), anisspindling (S), brandmusseron (S), fransig jordstjärna (S), olivspindling (S) och kransmossa (T). Se Figur 1.</w:t>
       </w:r>
     </w:p>
     <w:p>
@@ -270,10 +270,74 @@
         <w:rPr>
           <w:b/>
         </w:rPr>
+        <w:t xml:space="preserve">Brandtaggsvamp (EN) </w:t>
+      </w:r>
+      <w:r>
+        <w:t>är en sällsynt och starkt hotad svamp som bildar mykorrhiza med gran i äldre barrskogar med lång kontinuitet, främst på kalkrik eller annan basiskt påverkad mark. Arten är placerad högst upp i Skogsstyrelsens värdepyramid för bedömning av skog med höga naturvärden och hotas främst av avverkning av kalkpåverkad barrskog. Den tål inte en slutavverkning utan kräver ett kontinuerligt äldre trädskikt med gran. Kalkpåverkade barrskogar med lång kontinuitet, även små områden, har ett mycket högt skyddsvärde och bör i största möjliga utsträckning undantas från trakthyggesbruk. Slutavverkning, kraftig gallring och skogsmarksgödsling måste helt undvikas, liksom körning med tunga maskiner. Lokalerna bör bevakas, följas upp och skyddas formellt (SLU Artdatabanken, 2026; Nitare &amp; Skogsstyrelsen, 2019).</w:t>
+      </w:r>
+    </w:p>
+    <w:p>
+      <w:r>
+        <w:rPr>
+          <w:b/>
+        </w:rPr>
         <w:t xml:space="preserve">Knölig taggsvamp (EN) </w:t>
       </w:r>
       <w:r>
         <w:t>är en starkt hotad art som bildar mykorrhiza med gran i äldre kalkbarrskog. Arten är placerad högst upp i Skogsstyrelsens värdepyramid för bedömning av skog med höga naturvärden och främsta hotet utgör skogsavverkning eller exploatering av växtplatsen. Samtliga växtlokaler utgör naturvårdsmässiga toppobjekt med stor biologisk mångfald, vilka alla bör erhålla långsiktigt formellt skydd (SLU Artdatabanken, 2024; Nitare &amp; Skogsstyrelsen, 2019).</w:t>
+      </w:r>
+    </w:p>
+    <w:p>
+      <w:r>
+        <w:rPr>
+          <w:b/>
+        </w:rPr>
+        <w:t>Duvspindling (VU)</w:t>
+      </w:r>
+      <w:r>
+        <w:t xml:space="preserve"> bildar mykorrhiza med tall och förmodligen även gran i torr, kalkrik barrskog. Arten är placerad högst upp i Skogsstyrelsens värdepyramid för bedömning av skog med höga naturvärden och utgör en mycket bra indikator på skyddsvärd kalktallskog av sydöstlig typ. Kalavverkning, markberedning och markavvattning utgör de främsta hoten (SLU Artdatabanken, 2024; Nitare &amp; Skogsstyrelsen, 2019).</w:t>
+      </w:r>
+    </w:p>
+    <w:p>
+      <w:r>
+        <w:rPr>
+          <w:b/>
+        </w:rPr>
+        <w:t xml:space="preserve">Granrotspindling (VU) </w:t>
+      </w:r>
+      <w:r>
+        <w:t>bildar mykorrhiza med gran. Växer i djup barrförna, gärna i gamla myrstackar, i medelålders till äldre ängsgranskog på kalkrik mark.</w:t>
+      </w:r>
+      <w:r>
+        <w:rPr>
+          <w:b/>
+        </w:rPr>
+        <w:t xml:space="preserve"> </w:t>
+      </w:r>
+      <w:r>
+        <w:t>Minskningstakten uppgår till 30 % inom 50 år och överstiger gränsvärdet för Sårbar (VU) enligt A-kriteriet. (A2c+3c+4c). Arten missgynnas av avverkning och markberedning. Generellt bör lokaler som är särskilt rika på förekomster av sällsynta svampar säkerställas och lämnas för fri utveckling (SLU Artdatabanken, 2024).</w:t>
+      </w:r>
+    </w:p>
+    <w:p>
+      <w:r>
+        <w:rPr>
+          <w:b/>
+        </w:rPr>
+        <w:t>Gul lammticka (VU)</w:t>
+      </w:r>
+      <w:r>
+        <w:t xml:space="preserve"> bildar mykorrhiza med gran och förekommer i örtrik barrskog på kalkrik mark. Arten är placerad högst upp i Skogsstyrelsens värdepyramid för bedömning av skog med höga naturvärden och indikerar alltid skyddsvärda kalkgranskogar med höga naturvärden. Svampen tål inte slutavverkning och lokaler med gul lammticka bör skyddas som biotopskyddsområden eller naturreservat och lämnas för fri utveckling (SLU Artdatabanken, 2024; Nitare &amp; Skogsstyrelsen, 2019).</w:t>
+      </w:r>
+    </w:p>
+    <w:p>
+      <w:r>
+        <w:rPr>
+          <w:b/>
+        </w:rPr>
+        <w:t>Gulsträngad fagerspindling (VU)</w:t>
+      </w:r>
+      <w:r>
+        <w:t>, som bildar mykorrhiza med tall och gran i luckig kalkbarrskog, har sin huvudsakliga utbredning på Gotland samt enstaka fynd på norra Öland. Arten är placerad högst upp i Skogsstyrelsens värdepyramid för bedömning av skog med höga naturvärden och hotas av slutavverkningar av äldre kontinuitetsbarrskog. Lokaler med arten måste skyddas från avverkning och kalkbrytning. Gulsträngad fagerspindling är globalt rödlistad som sårbar (VU) vilket innebär att Sverige har ett internationellt ansvar för arten (SLU Artdatabanken, 2024; Nitare &amp; Skogsstyrelsen, 2019; IUCN, 2019).</w:t>
       </w:r>
     </w:p>
     <w:p>
@@ -292,6 +356,59 @@
         <w:rPr>
           <w:b/>
         </w:rPr>
+        <w:t>Svartgrön spindling (VU)</w:t>
+      </w:r>
+      <w:r>
+        <w:t>, som bildar mykorrhiza med gran och tall i ängsgranskog och barrblandskog på kalkrik mark, har i Sverige sin huvudsakliga utbredning på Gotland. Arten är placerad högst upp i Skogsstyrelsens värdepyramid för bedömning av skog med höga naturvärden och den missgynnas av intensivt skogsbruk och kalavverkningar. Svartgrön spindling är globalt rödlistad som nära hotad (NT) vilket innebär att Sverige har ett internationellt ansvar för arten (SLU Artdatabanken, 2024; Nitare &amp; Skogsstyrelsen, 2019; IUCN, 2019).</w:t>
+      </w:r>
+    </w:p>
+    <w:p>
+      <w:r>
+        <w:rPr>
+          <w:b/>
+        </w:rPr>
+        <w:t>Trollspindling (VU)</w:t>
+      </w:r>
+      <w:r>
+        <w:t xml:space="preserve"> är en ytterst sällsynt ädelspindling som bildar mykorrhiza med tall och gran i ljusöppen och luckig kalkbarrskog. Främsta hotet är rationellt skogsbruk med slutavverkning eller andra avverkningar. Skydda kända lokaler formellt och om svampen påträffas på nya lokaler bör även dessa skyddas (SLU Artdatabanken, 2026).</w:t>
+      </w:r>
+    </w:p>
+    <w:p>
+      <w:r>
+        <w:rPr>
+          <w:b/>
+        </w:rPr>
+        <w:t xml:space="preserve">Blek fingersvamp (NT) </w:t>
+      </w:r>
+      <w:r>
+        <w:t>bildar mykorrhiza med dels gran i ängsgranskog men även under bok, ek och avenbok i ädellövskog. Arten är känslig för olika skogsbruksåtgärder och därför på tillbakagång såväl i Sverige som i andra europeiska länder. Arten hotas främst av slutavverkning och andra skogsbruksåtgärder. Arten tål inte en slutavverkning och sannolikt inte heller en kraftig gallring. Skogsområden med arten bör undantas från storskaligt skogsbruk. Slutavverkning, kraftig gallring och skogsgödsling måste helt undvikas, liksom körning med tunga maskiner (SLU Artdatabanken, 2024; Nitare &amp; Skogsstyrelsen, 2019).</w:t>
+      </w:r>
+    </w:p>
+    <w:p>
+      <w:r>
+        <w:rPr>
+          <w:b/>
+        </w:rPr>
+        <w:t>Blå slemspindling (NT)</w:t>
+      </w:r>
+      <w:r>
+        <w:t xml:space="preserve"> är en mykorrhizasvamp som förekommer i kalkgranskogar med välutvecklade mossmattor och ett örtrikt fältskikt. Den växer även på rik mark i ädellövskog under bok, ek. lind och hassel. Växtplatserna har ofta hög luftfuktighet och ligger gärna i anslutning till en bäck eller ett fuktdråg där marken inte blir helt uttorkad under sommaren. Arten signalerar höga naturvärden och växer ofta tillsammans med många andra ovanliga och rödlistade arter. Den totala populationen i landet bedöms ha minskat och väntas fortsätta minska, främst till följd av avverkning av kalkbarrskogar. Blå slemspindling är typisk art för </w:t>
+      </w:r>
+      <w:r>
+        <w:rPr>
+          <w:i/>
+        </w:rPr>
+        <w:t xml:space="preserve">9050 Näringsrik granskog </w:t>
+      </w:r>
+      <w:r>
+        <w:t>(SLU Artdatabanken, 2026; Nitare &amp; Skogsstyrelsen, 2019).</w:t>
+      </w:r>
+    </w:p>
+    <w:p>
+      <w:r>
+        <w:rPr>
+          <w:b/>
+        </w:rPr>
         <w:t xml:space="preserve">Dofttaggsvamp (NT) </w:t>
       </w:r>
       <w:r>
@@ -312,10 +429,112 @@
         <w:rPr>
           <w:b/>
         </w:rPr>
+        <w:t>Fjällig taggsvamp s.str. (NT)</w:t>
+      </w:r>
+      <w:r>
+        <w:t xml:space="preserve"> bildar mykorrhiza med gran i granskog och barrblandskog, främst på frisk näringsrik mark i äldre skog med lång trädkontinuitet. Den totala populationen i landet har minskat och bedöms fortsätta minska till följd av avverkning av äldre barrskogar. Minskningstakten för den svenska populationen bedöms vara nära gränsvärdet för sårbar (VU) (SLU Artdatabanken, 2026).</w:t>
+      </w:r>
+    </w:p>
+    <w:p>
+      <w:r>
+        <w:rPr>
+          <w:b/>
+        </w:rPr>
+        <w:t>Kryddspindling (NT)</w:t>
+      </w:r>
+      <w:r>
+        <w:t xml:space="preserve"> signalerar örtrika granskogar som normalt har höga naturvärden. Oftast växer den i äldre granskog på kalkrikt underlag och svampen är en mycket användbar signalart för denna miljö. Den utgör en viktig karaktärsart för all äldre kalkbarrskog med lång trädkontinuitet av gran. På lokalerna förekommer nästan alltid många ovanliga och rödlistade arter. Den totala populationen i landet har minskat och bedöms fortsätta minska till följd av avverkning av äldre barrskogar. Kryddspindling är typisk art för </w:t>
+      </w:r>
+      <w:r>
+        <w:rPr>
+          <w:i/>
+        </w:rPr>
+        <w:t xml:space="preserve">9050 Näringsrik granskog </w:t>
+      </w:r>
+      <w:r>
+        <w:t>(Nitare &amp; Skogsstyrelsen, 2000; SLU Artdatabanken, 2026).</w:t>
+      </w:r>
+    </w:p>
+    <w:p>
+      <w:r>
+        <w:rPr>
+          <w:b/>
+        </w:rPr>
         <w:t>Odörspindling (NT)</w:t>
       </w:r>
       <w:r>
         <w:t xml:space="preserve"> bildar mykorrhiza med gran och tall i örtrik kalkbarrskog. Den uppträder huvudsakligen i äldre barrskogar så kallade ”bondeskogar” med en lång trädkontinuitet. Minskningstakten uppgår till 15 % inom 50 år och bedöms vara nära gränsvärdet för Sårbar (VU). (A2c+3c+4c). Virkesrika, äldre barrskogar med hög bonitet, på bättre jordar är en bristvara i befintliga, skyddade områden i Sverige och fler örtrika barrskogar med trädkontinuitet måste skyddas i större utsträckning än vad som tidigare gjorts. Områden med odörspindling bör inte gallras eller plockhuggas om inte huggningen efterföljs av skogsbete (SLU Artdatabanken, 2024).</w:t>
+      </w:r>
+    </w:p>
+    <w:p>
+      <w:r>
+        <w:rPr>
+          <w:b/>
+        </w:rPr>
+        <w:t xml:space="preserve">Orange taggsvamp (NT) </w:t>
+      </w:r>
+      <w:r>
+        <w:t xml:space="preserve">bildar mykorrhiza med både gran och tall och den förekommer främst i äldre barrskogar med kontinuitetsskogskaraktär. Mest frekvent är den i äldre mossrik granskog, men då bara i skogar inom granens naturliga utbredningsområde och i bestånd med långvarig grankontinuitet. Den totala populationen i landet bedöms ha minskat kraftigt och fortsatt kommer att minska då arten är knuten till en produktiv skogsmiljö som successivt avverkas. Arten hotas främst av skogsavverkning och tycks försvinna efter slutavverkning, markberedning och plantering och det är inte känt att arten har återkommit i anlagd skog på tidigare kalmark. Orange taggsvamp är typisk art för </w:t>
+      </w:r>
+      <w:r>
+        <w:rPr>
+          <w:i/>
+        </w:rPr>
+        <w:t>9010 Taiga</w:t>
+      </w:r>
+      <w:r>
+        <w:t xml:space="preserve"> (SLU Artdatabanken, 2024).</w:t>
+      </w:r>
+    </w:p>
+    <w:p>
+      <w:r>
+        <w:rPr>
+          <w:b/>
+        </w:rPr>
+        <w:t>Svart taggsvamp (NT)</w:t>
+      </w:r>
+      <w:r>
+        <w:t xml:space="preserve"> bildar mykorrhiza med tall, möjligen även med gran, i barrskog på kalkrik eller annan basiskt påverkad mark. Den totala populationen i landet har minskat och bedöms fortsätta minska till följd av avverkning av kalkbarrskogar. Arten har begränsad förmåga att återetablera sig efter slutavverkning eller andra storskaliga skogsbruksåtgärder. Det finns inga indikationer på att arten långsiktigt kan etablera eller reproducera sig i skogsbestånd som brukas med trakthyggesmetoder, markberedning, gödsling eller föryngring med förädlat plantmaterial. Minskningstakten uppgår till 25 (15–50) % inom 50 år och bedöms vara nära gränsvärdet för sårbar (VU) (SLU Artdatabanken, 2026).</w:t>
+      </w:r>
+    </w:p>
+    <w:p>
+      <w:r>
+        <w:rPr>
+          <w:b/>
+        </w:rPr>
+        <w:t>Vårärt (NT)</w:t>
+      </w:r>
+      <w:r>
+        <w:t xml:space="preserve"> är en kalkgynnad mullväxt som är knuten till rik lundartad vegetation och har sin huvudsakliga förekomst i sydliga kalklövskogar, lövängen och hässlen. Den har även viktiga förekomster av reliktkaraktär i örtrika kalkgranskogar på frisk eller något fuktig mark i mellersta Sverige. Vårärt är en extra betydelsefull signalart i boreala och boreonemorala kalkgranskogar, då dessa förekomster nu är starkt fragmenterade och troligen visar på en flertusenårig ekologisk kontinuitet där spridning och etablering kan ha skett under postglaciala värmetiden. Arten tål inte dagens storskaliga skogsbruksmetoder och den kommer in på rödlistan för första gången 2025 till följd av en kraftig minskning (&gt;50%) i Riksskogstaxeringens data. Vårärt är typisk art för </w:t>
+      </w:r>
+      <w:r>
+        <w:rPr>
+          <w:i/>
+        </w:rPr>
+        <w:t xml:space="preserve">9050 Näringsrik granskog, 9020 Nordlig ädellövskog, 9160 Näringsrik ekskog </w:t>
+      </w:r>
+      <w:r>
+        <w:t xml:space="preserve">och </w:t>
+      </w:r>
+      <w:r>
+        <w:rPr>
+          <w:i/>
+        </w:rPr>
+        <w:t>9180 Ädellövskog i branter</w:t>
+      </w:r>
+      <w:r>
+        <w:t xml:space="preserve"> (Nitare &amp; Skogsstyrelsen, 2019; SLU Artdatabanken, 2026).</w:t>
+      </w:r>
+    </w:p>
+    <w:p>
+      <w:r>
+        <w:rPr>
+          <w:b/>
+        </w:rPr>
+        <w:t xml:space="preserve">Äggspindling (NT) </w:t>
+      </w:r>
+      <w:r>
+        <w:t>bildar mykorrhiza med gran i äldre ängsgranskog på kalkrik mark och kräver sannolikt lång kontinuitet av äldre träd. Arten bedöms ha minskat med mer än 15 % över de senaste 50 åren, p.g.a. slutavverkning av äldre skog och minskningstakten för den svenska populationen bedöms vara nära gränsvärdet för Sårbar (VU). (A2c+3c+4c). På artens växtplatser måste skogsbruk ske med stor försiktighet eftersom de ofta innehåller ett stort antal sällsynta och hotade arter. Lokaler med rika förekomster bör betraktas som nyckelbiotoper och helt undantas från avverkning. Äggspindling är globalt rödlistad som nära hotad (NT) vilket innebär att Sverige har ett internationellt ansvar för arten (SLU Artdatabanken, 2024; Nitare &amp; Skogsstyrelsen, 2019; IUCN, 2019).</w:t>
       </w:r>
     </w:p>
     <w:p>
@@ -327,6 +546,35 @@
       </w:r>
       <w:r>
         <w:t xml:space="preserve"> växer uteslutande på näringsrik och kalkhaltig skogsmark där den huvudsakligen bildar mykorrhiza med gran och tall. Svampen är en typisk representant för kalkgranskogens särpräglade och rika svampflora. Kalavverkning är ett hot mot arten, eftersom den sannolikt kräver lång kontinuitet av äldre träd. Populationerna i landet bedöms därför minska beroende på slutavverkning av äldre barrskog på kalkhaltig mark (SLU Artdatabanken, 2024; Nitare &amp; Skogsstyrelsen, 2019).</w:t>
+      </w:r>
+    </w:p>
+    <w:p>
+      <w:r>
+        <w:rPr>
+          <w:b/>
+        </w:rPr>
+        <w:t>Kransmossa</w:t>
+      </w:r>
+      <w:r>
+        <w:t xml:space="preserve"> är typisk art för </w:t>
+      </w:r>
+      <w:r>
+        <w:rPr>
+          <w:i/>
+        </w:rPr>
+        <w:t xml:space="preserve">9050 Näringsrik granskog </w:t>
+      </w:r>
+      <w:r>
+        <w:t xml:space="preserve">och </w:t>
+      </w:r>
+      <w:r>
+        <w:rPr>
+          <w:i/>
+        </w:rPr>
+        <w:t xml:space="preserve">6170 Alpina kalkgräsmarker </w:t>
+      </w:r>
+      <w:r>
+        <w:t>(SLU Artdatabanken, 2025).</w:t>
       </w:r>
     </w:p>
     <w:p>
@@ -398,10 +646,18 @@
         <w:rPr>
           <w:b/>
         </w:rPr>
-        <w:t xml:space="preserve">6.4.3 </w:t>
-      </w:r>
-      <w:r>
-        <w:t>Bevarandeåtgärder genomförs för de kända förekomster av rödlistade arter som påverkas av skogsbruk.</w:t>
+        <w:t xml:space="preserve">6.4.1 </w:t>
+      </w:r>
+      <w:r>
+        <w:t>Följande biotoper undantas från alla skogsbruksåtgärder, förutom åtgärder påkallade för att bevara eller främja biotopens naturliga eller hävdbetingade biologiska mångfald:</w:t>
+      </w:r>
+    </w:p>
+    <w:p>
+      <w:pPr>
+        <w:ind w:left="357"/>
+      </w:pPr>
+      <w:r>
+        <w:t>b) nyckelbiotoper enligt Skogsstyrelsens definition och metod (1995)</w:t>
       </w:r>
     </w:p>
     <w:p>
@@ -419,7 +675,36 @@
         <w:rPr>
           <w:i/>
         </w:rPr>
-        <w:t>I det avverkningsanmälda skogsområdet har 7 naturvårdsarter varav 5 rödlistade arter sina livsmiljöer och växtplatser.</w:t>
+        <w:t>I det avverkningsanmälda skogsområdet har 24 rödlistade arter och signalarter påträffats. Detta ska jämföras med Skogsstyrelsens uppföljning 2017 av nyckelbiotoper som visade att man i genomsnitt hittar 20,6 olika rödlistade arter och signalarter i en nyckelbiotop (Wijk, S. 2017. Biologisk mångfald i nyckelbiotoper – Resultat från inventeringen “Uppföljning biologisk mångfald” 2009–2015. Rapport 4/2017 Skogsstyrelsen, Jönköping).</w:t>
+      </w:r>
+    </w:p>
+    <w:p>
+      <w:r>
+        <w:rPr>
+          <w:b/>
+        </w:rPr>
+        <w:t xml:space="preserve">6.4.3 </w:t>
+      </w:r>
+      <w:r>
+        <w:t>Bevarandeåtgärder genomförs för de kända förekomster av rödlistade arter som påverkas av skogsbruk.</w:t>
+      </w:r>
+    </w:p>
+    <w:p>
+      <w:pPr>
+        <w:pStyle w:val="ListBullet"/>
+      </w:pPr>
+      <w:r>
+        <w:rPr>
+          <w:b/>
+          <w:i/>
+        </w:rPr>
+        <w:t xml:space="preserve">Kommentar: </w:t>
+      </w:r>
+      <w:r>
+        <w:rPr>
+          <w:i/>
+        </w:rPr>
+        <w:t>I det avverkningsanmälda skogsområdet har 25 naturvårdsarter varav 20 rödlistade arter sina livsmiljöer och växtplatser.</w:t>
       </w:r>
     </w:p>
     <w:p>
@@ -734,7 +1019,7 @@
     <w:r>
       <w:tab/>
       <w:tab/>
-      <w:t>2026-10-13</w:t>
+      <w:t>2026-10-14</w:t>
       <w:br/>
       <w:br/>
     </w:r>

--- a/klagomål/A 6159-2023 FSC-klagomål.docx
+++ b/klagomål/A 6159-2023 FSC-klagomål.docx
@@ -1019,7 +1019,7 @@
     <w:r>
       <w:tab/>
       <w:tab/>
-      <w:t>2026-10-14</w:t>
+      <w:t>2026-10-15</w:t>
       <w:br/>
       <w:br/>
     </w:r>

--- a/klagomål/A 6159-2023 FSC-klagomål.docx
+++ b/klagomål/A 6159-2023 FSC-klagomål.docx
@@ -163,7 +163,7 @@
         <w:pStyle w:val="Title"/>
       </w:pPr>
       <w:r>
-        <w:t>Inledande FSC- /PEFC-klagomål – information om höga naturvärden i avverkningsanmälan A 6159-2023 i Gotlands kommun</w:t>
+        <w:t>Inledande FSC- /PEFC-klagomål – information om höga naturvärden och fridlysta arter i avverkningsanmälan A 6159-2023 i Gotlands kommun</w:t>
       </w:r>
     </w:p>
     <w:p>
@@ -178,7 +178,7 @@
       <w:r>
         <w:drawing>
           <wp:inline xmlns:a="http://schemas.openxmlformats.org/drawingml/2006/main" xmlns:pic="http://schemas.openxmlformats.org/drawingml/2006/picture">
-            <wp:extent cx="5486400" cy="4400432"/>
+            <wp:extent cx="5486400" cy="4509783"/>
             <wp:docPr id="1" name="Picture 1"/>
             <wp:cNvGraphicFramePr>
               <a:graphicFrameLocks noChangeAspect="1"/>
@@ -199,7 +199,7 @@
                   <pic:spPr>
                     <a:xfrm>
                       <a:off x="0" y="0"/>
-                      <a:ext cx="5486400" cy="4400432"/>
+                      <a:ext cx="5486400" cy="4509783"/>
                     </a:xfrm>
                     <a:prstGeom prst="rect"/>
                   </pic:spPr>
@@ -221,7 +221,7 @@
     </w:p>
     <w:p>
       <w:r>
-        <w:t>I och inom 22 meter från avverkningsanmälan finns fynd av 25 naturvårdsarter, varav 20 är rödlistade, 6 är typiska (T) och 4 är signalarter (S): Coniocarpon fallax (CR), brandtaggsvamp (EN), knölig taggsvamp (EN), duvspindling (VU), granrotspindling (VU), gul lammticka (VU), gulsträngad fagerspindling (VU), gyllenspindling (VU), svartgrön spindling (VU), trollspindling (VU), blek fingersvamp (NT), blå slemspindling (NT, T), dofttaggsvamp (NT, T), fjällig taggsvamp s.str. (NT), kryddspindling (NT, T), odörspindling (NT), orange taggsvamp (NT, T), svart taggsvamp (NT), vårärt (NT, T), äggspindling (NT), anisspindling (S), brandmusseron (S), fransig jordstjärna (S), olivspindling (S) och kransmossa (T). Se Figur 1.</w:t>
+        <w:t>I och inom 22 meter från avverkningsanmälan finns fynd av 27 naturvårdsarter, varav 21 är rödlistade, 1 är fridlyst, 7 är typiska (T) och 4 är signalarter (S): Coniocarpon fallax (CR), brandtaggsvamp (EN), knölig taggsvamp (EN), duvspindling (VU), granrotspindling (VU), gul lammticka (VU), gulsträngad fagerspindling (VU), gyllenspindling (VU), svartgrön spindling (VU), trollspindling (VU), blek fingersvamp (NT), blå slemspindling (NT, T), dofttaggsvamp (NT, T), fjällig taggsvamp s.str. (NT), kryddspindling (NT, T), odörspindling (NT), orange taggsvamp (NT, T), rödfläckig zontaggsvamp (NT), svart taggsvamp (NT), vårärt (NT, T), äggspindling (NT), anisspindling (S), brandmusseron (S), fransig jordstjärna (S), olivspindling (S), kransmossa (T) och spillkråka (T, §4). Se Figur 1.</w:t>
       </w:r>
     </w:p>
     <w:p>
@@ -244,7 +244,7 @@
     </w:p>
     <w:p>
       <w:r>
-        <w:t>Nedan följer beskrivningar av de naturvårdsarter och fridlysta arter som har sina livsmiljöer och växtplatser i den avverkningsanmälda skogen. De påträffade naturvårdsarterna är ett tydligt kvitto på att det rör sig om en skog med höga naturvärden.</w:t>
+        <w:t>Nedan följer beskrivningar av de naturvårdsarter och fridlysta arter som har sina livsmiljöer och växtplatser i den avverkningsanmälda skogen. Se även ytterligare artfakta i BILAGA 1. De påträffade naturvårdsarterna är ett tydligt kvitto på att det rör sig om en skog med höga naturvärden.</w:t>
       </w:r>
     </w:p>
     <w:p>
@@ -491,6 +491,17 @@
         <w:rPr>
           <w:b/>
         </w:rPr>
+        <w:t>Rödfläckig zontaggsvamp (NT)</w:t>
+      </w:r>
+      <w:r>
+        <w:t xml:space="preserve"> bildar mykorrhiza med gran i barrskog på kalkrik eller annan basiskt påverkad mark. Den totala populationen i landet har minskat och bedöms fortsätta minska till följd av avverkning av äldre kalkbarrskog. Det finns inga indikationer på att arten långsiktigt kan etablera eller reproducera sig i skogsbestånd som brukas med trakthyggesmetoder, markberedning, gödsling eller föryngring med förädlat plantmaterial (SLU Artdatabanken, 2026).</w:t>
+      </w:r>
+    </w:p>
+    <w:p>
+      <w:r>
+        <w:rPr>
+          <w:b/>
+        </w:rPr>
         <w:t>Svart taggsvamp (NT)</w:t>
       </w:r>
       <w:r>
@@ -575,6 +586,35 @@
       </w:r>
       <w:r>
         <w:t>(SLU Artdatabanken, 2025).</w:t>
+      </w:r>
+    </w:p>
+    <w:p>
+      <w:r>
+        <w:rPr>
+          <w:b/>
+        </w:rPr>
+        <w:t>Spillkråka (§4)</w:t>
+      </w:r>
+      <w:r>
+        <w:t xml:space="preserve"> omfattas av bilaga 1 i EU:s fågeldirektiv och är typisk art för </w:t>
+      </w:r>
+      <w:r>
+        <w:rPr>
+          <w:i/>
+        </w:rPr>
+        <w:t xml:space="preserve">9010 Taiga </w:t>
+      </w:r>
+      <w:r>
+        <w:t>och</w:t>
+      </w:r>
+      <w:r>
+        <w:rPr>
+          <w:i/>
+        </w:rPr>
+        <w:t xml:space="preserve"> 9740 Skogsbevuxen myr</w:t>
+      </w:r>
+      <w:r>
+        <w:t>. Den behöver grova träd, främst tall, asp och bok som boträd. Skogsbruk med korta omloppstider och täta, homogena ungskogar utgör det största hotet. Spillkråka är en nyckelart i skogliga miljöer vars övergivna bohål utnyttjas av flera andra hålhäckande fågelarter och fladdermöss, däribland pärluggla (EN, §4), knipa (§4), salskrake (§4) och skogsduva (§4). Hökuggla (VU, §4) och slaguggla (§4) häckar ofta i högstubbar som brutits av i höjd med ett gammalt spillkråkebo (SLU Artdatabanken, 2026; Skogsstyrelsen, 2016).</w:t>
       </w:r>
     </w:p>
     <w:p>
@@ -629,6 +669,22 @@
       <w:r>
         <w:t>I den avverkningsanmälda skogen har fridlysta arter sina livsmiljöer och växtplatser. Att skada de fridlysta arternas livsmiljöer, växtplatser eller ekologiska funktion är inte tillåtet enligt artskyddsförordningen.</w:t>
       </w:r>
+      <w:r>
+        <w:rPr>
+          <w:i/>
+        </w:rPr>
+        <w:t xml:space="preserve"> EU:s medlemsländer och skogsbolag är skyldiga att agera i enlighet med EU:s fågeldirektiv där det uttryckligen står att direktivet gäller för fåglar samt för deras ägg, bon och </w:t>
+      </w:r>
+      <w:r>
+        <w:rPr>
+          <w:b/>
+          <w:i/>
+        </w:rPr>
+        <w:t xml:space="preserve">livsmiljöer </w:t>
+      </w:r>
+      <w:r>
+        <w:t>(artikel 1). Vidare att de åtgärder som vidtas inte får leda till en försämring av den nuvarande situationen beträffande bevarandet av de fågelarter som avses i artikel 1 (artikel 13).</w:t>
+      </w:r>
     </w:p>
     <w:p>
       <w:r>
@@ -675,7 +731,7 @@
         <w:rPr>
           <w:i/>
         </w:rPr>
-        <w:t>I det avverkningsanmälda skogsområdet har 24 rödlistade arter och signalarter påträffats. Detta ska jämföras med Skogsstyrelsens uppföljning 2017 av nyckelbiotoper som visade att man i genomsnitt hittar 20,6 olika rödlistade arter och signalarter i en nyckelbiotop (Wijk, S. 2017. Biologisk mångfald i nyckelbiotoper – Resultat från inventeringen “Uppföljning biologisk mångfald” 2009–2015. Rapport 4/2017 Skogsstyrelsen, Jönköping).</w:t>
+        <w:t>I det avverkningsanmälda skogsområdet har 25 rödlistade arter och signalarter påträffats. Detta ska jämföras med Skogsstyrelsens uppföljning 2017 av nyckelbiotoper som visade att man i genomsnitt hittar 20,6 olika rödlistade arter och signalarter i en nyckelbiotop (Wijk, S. 2017. Biologisk mångfald i nyckelbiotoper – Resultat från inventeringen “Uppföljning biologisk mångfald” 2009–2015. Rapport 4/2017 Skogsstyrelsen, Jönköping).</w:t>
       </w:r>
     </w:p>
     <w:p>
@@ -704,7 +760,7 @@
         <w:rPr>
           <w:i/>
         </w:rPr>
-        <w:t>I det avverkningsanmälda skogsområdet har 25 naturvårdsarter varav 20 rödlistade arter sina livsmiljöer och växtplatser.</w:t>
+        <w:t>I det avverkningsanmälda skogsområdet har 27 naturvårdsarter varav 21 rödlistade arter sina livsmiljöer och växtplatser.</w:t>
       </w:r>
     </w:p>
     <w:p>
@@ -889,6 +945,91 @@
           <w:i/>
         </w:rPr>
         <w:t>I den avverkningsanmälda skogen har fridlysta arter sina livsmiljöer och växtplatser. Att skada de fridlysta arternas livsmiljöer, växtplatser eller ekologiska funktion är inte tillåtet enligt artskyddsförordningen</w:t>
+      </w:r>
+    </w:p>
+    <w:p>
+      <w:r>
+        <w:br w:type="page"/>
+      </w:r>
+    </w:p>
+    <w:p>
+      <w:pPr>
+        <w:pStyle w:val="Title"/>
+      </w:pPr>
+      <w:r>
+        <w:t>BILAGA 1 – Fridlysta arter</w:t>
+      </w:r>
+    </w:p>
+    <w:p>
+      <w:pPr>
+        <w:pStyle w:val="Heading1"/>
+      </w:pPr>
+      <w:r>
+        <w:t>Spillkråka – ekologi samt krav på livsmiljön</w:t>
+      </w:r>
+    </w:p>
+    <w:p>
+      <w:r>
+        <w:t xml:space="preserve">Spillkråka (§4) ingår i bilaga 1 EU:s fågeldirektiv och är typisk art för </w:t>
+      </w:r>
+      <w:r>
+        <w:rPr>
+          <w:i/>
+        </w:rPr>
+        <w:t xml:space="preserve">9010 Taiga </w:t>
+      </w:r>
+      <w:r>
+        <w:t>och</w:t>
+      </w:r>
+      <w:r>
+        <w:rPr>
+          <w:i/>
+        </w:rPr>
+        <w:t xml:space="preserve"> 9740 Skogsbevuxen myr</w:t>
+      </w:r>
+      <w:r>
+        <w:t>. Den lever i både barr- och blandskog liksom i ren lövskog. De tätaste populationerna tenderar att finnas i äldre, variationsrik blandskog med gott om död ved och gamla träd. Varje par utnyttjar 400–1000 hektar skog beroende på skogens kvalitet. Skogsbruk med korta omloppstider och täta, homogena ungskogar utgör det största hotet (SLU Artdatabanken, 2026).</w:t>
+      </w:r>
+    </w:p>
+    <w:p>
+      <w:r>
+        <w:t>Spillkråka är en nyckelart i skogliga miljöer vars övergivna bohål utnyttjas av flera andra hålhäckande fågelarter och fladdermöss, däribland pärluggla (EN, §4), knipa (§4), salskrake (§4) och skogsduva (§4). Hökuggla (VU, §4) och slaguggla (§4) häckar ofta i högstubbar som brutits av i höjd med ett gammalt spillkråkebo (Skogsstyrelsen, 2016).</w:t>
+      </w:r>
+    </w:p>
+    <w:p>
+      <w:pPr>
+        <w:pStyle w:val="Heading2"/>
+      </w:pPr>
+      <w:r>
+        <w:t>Referenser – spillkråka</w:t>
+      </w:r>
+    </w:p>
+    <w:p>
+      <w:r>
+        <w:t xml:space="preserve">Skogsstyrelsen, 2016. </w:t>
+      </w:r>
+      <w:r>
+        <w:rPr>
+          <w:i/>
+        </w:rPr>
+        <w:t xml:space="preserve">Vägledning för hänsyn till spillkråka. </w:t>
+      </w:r>
+      <w:r>
+        <w:t>Vägledningar och kunskapsstöd artskydd – Skogsstyrelsen.</w:t>
+      </w:r>
+    </w:p>
+    <w:p>
+      <w:r>
+        <w:t xml:space="preserve">SLU Artdatabanken, 2026. </w:t>
+      </w:r>
+      <w:r>
+        <w:rPr>
+          <w:i/>
+        </w:rPr>
+        <w:t xml:space="preserve">Artfaktablad. Naturvård – artfakta. </w:t>
+      </w:r>
+      <w:r>
+        <w:t>SLU Artdatabanken, Uppsala.</w:t>
       </w:r>
     </w:p>
     <w:sectPr>
@@ -1019,7 +1160,7 @@
     <w:r>
       <w:tab/>
       <w:tab/>
-      <w:t>2026-10-15</w:t>
+      <w:t>2026-10-16</w:t>
       <w:br/>
       <w:br/>
     </w:r>

--- a/klagomål/A 6159-2023 FSC-klagomål.docx
+++ b/klagomål/A 6159-2023 FSC-klagomål.docx
@@ -1160,7 +1160,7 @@
     <w:r>
       <w:tab/>
       <w:tab/>
-      <w:t>2026-10-16</w:t>
+      <w:t>2026-10-17</w:t>
       <w:br/>
       <w:br/>
     </w:r>

--- a/klagomål/A 6159-2023 FSC-klagomål.docx
+++ b/klagomål/A 6159-2023 FSC-klagomål.docx
@@ -178,7 +178,7 @@
       <w:r>
         <w:drawing>
           <wp:inline xmlns:a="http://schemas.openxmlformats.org/drawingml/2006/main" xmlns:pic="http://schemas.openxmlformats.org/drawingml/2006/picture">
-            <wp:extent cx="5486400" cy="4509783"/>
+            <wp:extent cx="5486400" cy="4413630"/>
             <wp:docPr id="1" name="Picture 1"/>
             <wp:cNvGraphicFramePr>
               <a:graphicFrameLocks noChangeAspect="1"/>
@@ -199,7 +199,7 @@
                   <pic:spPr>
                     <a:xfrm>
                       <a:off x="0" y="0"/>
-                      <a:ext cx="5486400" cy="4509783"/>
+                      <a:ext cx="5486400" cy="4413630"/>
                     </a:xfrm>
                     <a:prstGeom prst="rect"/>
                   </pic:spPr>
@@ -221,7 +221,7 @@
     </w:p>
     <w:p>
       <w:r>
-        <w:t>I och inom 22 meter från avverkningsanmälan finns fynd av 27 naturvårdsarter, varav 21 är rödlistade, 1 är fridlyst, 7 är typiska (T) och 4 är signalarter (S): Coniocarpon fallax (CR), brandtaggsvamp (EN), knölig taggsvamp (EN), duvspindling (VU), granrotspindling (VU), gul lammticka (VU), gulsträngad fagerspindling (VU), gyllenspindling (VU), svartgrön spindling (VU), trollspindling (VU), blek fingersvamp (NT), blå slemspindling (NT, T), dofttaggsvamp (NT, T), fjällig taggsvamp s.str. (NT), kryddspindling (NT, T), odörspindling (NT), orange taggsvamp (NT, T), rödfläckig zontaggsvamp (NT), svart taggsvamp (NT), vårärt (NT, T), äggspindling (NT), anisspindling (S), brandmusseron (S), fransig jordstjärna (S), olivspindling (S), kransmossa (T) och spillkråka (T, §4). Se Figur 1.</w:t>
+        <w:t>I och inom 22 meter från avverkningsanmälan finns fynd av 26 naturvårdsarter, varav 20 är rödlistade, 1 är fridlyst, 7 är typiska (T) och 4 är signalarter (S): Coniocarpon fallax (CR), knölig taggsvamp (EN), duvspindling (VU), granrotspindling (VU), gul lammticka (VU), gulsträngad fagerspindling (VU), gyllenspindling (VU), svartgrön spindling (VU), trollspindling (VU), blek fingersvamp (NT), blå slemspindling (NT, T), dofttaggsvamp (NT, T), fjällig taggsvamp s.str. (NT), kryddspindling (NT, T), odörspindling (NT), orange taggsvamp (NT, T), rödfläckig zontaggsvamp (NT), svart taggsvamp (NT), vårärt (NT, T), äggspindling (NT), anisspindling (S), brandmusseron (S), fransig jordstjärna (S), olivspindling (S), kransmossa (T) och spillkråka (T, §4). Se Figur 1.</w:t>
       </w:r>
     </w:p>
     <w:p>
@@ -270,17 +270,6 @@
         <w:rPr>
           <w:b/>
         </w:rPr>
-        <w:t xml:space="preserve">Brandtaggsvamp (EN) </w:t>
-      </w:r>
-      <w:r>
-        <w:t>är en sällsynt och starkt hotad svamp som bildar mykorrhiza med gran i äldre barrskogar med lång kontinuitet, främst på kalkrik eller annan basiskt påverkad mark. Arten är placerad högst upp i Skogsstyrelsens värdepyramid för bedömning av skog med höga naturvärden och hotas främst av avverkning av kalkpåverkad barrskog. Den tål inte en slutavverkning utan kräver ett kontinuerligt äldre trädskikt med gran. Kalkpåverkade barrskogar med lång kontinuitet, även små områden, har ett mycket högt skyddsvärde och bör i största möjliga utsträckning undantas från trakthyggesbruk. Slutavverkning, kraftig gallring och skogsmarksgödsling måste helt undvikas, liksom körning med tunga maskiner. Lokalerna bör bevakas, följas upp och skyddas formellt (SLU Artdatabanken, 2026; Nitare &amp; Skogsstyrelsen, 2019).</w:t>
-      </w:r>
-    </w:p>
-    <w:p>
-      <w:r>
-        <w:rPr>
-          <w:b/>
-        </w:rPr>
         <w:t xml:space="preserve">Knölig taggsvamp (EN) </w:t>
       </w:r>
       <w:r>
@@ -731,7 +720,7 @@
         <w:rPr>
           <w:i/>
         </w:rPr>
-        <w:t>I det avverkningsanmälda skogsområdet har 25 rödlistade arter och signalarter påträffats. Detta ska jämföras med Skogsstyrelsens uppföljning 2017 av nyckelbiotoper som visade att man i genomsnitt hittar 20,6 olika rödlistade arter och signalarter i en nyckelbiotop (Wijk, S. 2017. Biologisk mångfald i nyckelbiotoper – Resultat från inventeringen “Uppföljning biologisk mångfald” 2009–2015. Rapport 4/2017 Skogsstyrelsen, Jönköping).</w:t>
+        <w:t>I det avverkningsanmälda skogsområdet har 24 rödlistade arter och signalarter påträffats. Detta ska jämföras med Skogsstyrelsens uppföljning 2017 av nyckelbiotoper som visade att man i genomsnitt hittar 20,6 olika rödlistade arter och signalarter i en nyckelbiotop (Wijk, S. 2017. Biologisk mångfald i nyckelbiotoper – Resultat från inventeringen “Uppföljning biologisk mångfald” 2009–2015. Rapport 4/2017 Skogsstyrelsen, Jönköping).</w:t>
       </w:r>
     </w:p>
     <w:p>
@@ -760,7 +749,7 @@
         <w:rPr>
           <w:i/>
         </w:rPr>
-        <w:t>I det avverkningsanmälda skogsområdet har 27 naturvårdsarter varav 21 rödlistade arter sina livsmiljöer och växtplatser.</w:t>
+        <w:t>I det avverkningsanmälda skogsområdet har 26 naturvårdsarter varav 20 rödlistade arter sina livsmiljöer och växtplatser.</w:t>
       </w:r>
     </w:p>
     <w:p>
@@ -1160,7 +1149,7 @@
     <w:r>
       <w:tab/>
       <w:tab/>
-      <w:t>2026-10-17</w:t>
+      <w:t>2026-10-18</w:t>
       <w:br/>
       <w:br/>
     </w:r>

--- a/klagomål/A 6159-2023 FSC-klagomål.docx
+++ b/klagomål/A 6159-2023 FSC-klagomål.docx
@@ -1149,7 +1149,7 @@
     <w:r>
       <w:tab/>
       <w:tab/>
-      <w:t>2026-10-18</w:t>
+      <w:t>2026-10-19</w:t>
       <w:br/>
       <w:br/>
     </w:r>

--- a/klagomål/A 6159-2023 FSC-klagomål.docx
+++ b/klagomål/A 6159-2023 FSC-klagomål.docx
@@ -1149,7 +1149,7 @@
     <w:r>
       <w:tab/>
       <w:tab/>
-      <w:t>2026-10-19</w:t>
+      <w:t>2026-10-20</w:t>
       <w:br/>
       <w:br/>
     </w:r>

--- a/klagomål/A 6159-2023 FSC-klagomål.docx
+++ b/klagomål/A 6159-2023 FSC-klagomål.docx
@@ -1149,7 +1149,7 @@
     <w:r>
       <w:tab/>
       <w:tab/>
-      <w:t>2026-10-20</w:t>
+      <w:t>2026-10-21</w:t>
       <w:br/>
       <w:br/>
     </w:r>

--- a/klagomål/A 6159-2023 FSC-klagomål.docx
+++ b/klagomål/A 6159-2023 FSC-klagomål.docx
@@ -1149,7 +1149,7 @@
     <w:r>
       <w:tab/>
       <w:tab/>
-      <w:t>2026-10-21</w:t>
+      <w:t>2026-10-22</w:t>
       <w:br/>
       <w:br/>
     </w:r>

--- a/klagomål/A 6159-2023 FSC-klagomål.docx
+++ b/klagomål/A 6159-2023 FSC-klagomål.docx
@@ -1149,7 +1149,7 @@
     <w:r>
       <w:tab/>
       <w:tab/>
-      <w:t>2026-10-22</w:t>
+      <w:t>2026-10-23</w:t>
       <w:br/>
       <w:br/>
     </w:r>

--- a/klagomål/A 6159-2023 FSC-klagomål.docx
+++ b/klagomål/A 6159-2023 FSC-klagomål.docx
@@ -1149,7 +1149,7 @@
     <w:r>
       <w:tab/>
       <w:tab/>
-      <w:t>2026-10-23</w:t>
+      <w:t>2026-10-24</w:t>
       <w:br/>
       <w:br/>
     </w:r>

--- a/klagomål/A 6159-2023 FSC-klagomål.docx
+++ b/klagomål/A 6159-2023 FSC-klagomål.docx
@@ -1149,7 +1149,7 @@
     <w:r>
       <w:tab/>
       <w:tab/>
-      <w:t>2026-10-24</w:t>
+      <w:t>2026-10-25</w:t>
       <w:br/>
       <w:br/>
     </w:r>

--- a/klagomål/A 6159-2023 FSC-klagomål.docx
+++ b/klagomål/A 6159-2023 FSC-klagomål.docx
@@ -1149,7 +1149,7 @@
     <w:r>
       <w:tab/>
       <w:tab/>
-      <w:t>2026-10-25</w:t>
+      <w:t>2026-10-26</w:t>
       <w:br/>
       <w:br/>
     </w:r>

--- a/klagomål/A 6159-2023 FSC-klagomål.docx
+++ b/klagomål/A 6159-2023 FSC-klagomål.docx
@@ -1149,7 +1149,7 @@
     <w:r>
       <w:tab/>
       <w:tab/>
-      <w:t>2026-10-26</w:t>
+      <w:t>2026-10-27</w:t>
       <w:br/>
       <w:br/>
     </w:r>

--- a/klagomål/A 6159-2023 FSC-klagomål.docx
+++ b/klagomål/A 6159-2023 FSC-klagomål.docx
@@ -1149,7 +1149,7 @@
     <w:r>
       <w:tab/>
       <w:tab/>
-      <w:t>2026-10-27</w:t>
+      <w:t>2026-10-28</w:t>
       <w:br/>
       <w:br/>
     </w:r>

--- a/klagomål/A 6159-2023 FSC-klagomål.docx
+++ b/klagomål/A 6159-2023 FSC-klagomål.docx
@@ -1149,7 +1149,7 @@
     <w:r>
       <w:tab/>
       <w:tab/>
-      <w:t>2026-10-28</w:t>
+      <w:t>2026-10-29</w:t>
       <w:br/>
       <w:br/>
     </w:r>

--- a/klagomål/A 6159-2023 FSC-klagomål.docx
+++ b/klagomål/A 6159-2023 FSC-klagomål.docx
@@ -1149,7 +1149,7 @@
     <w:r>
       <w:tab/>
       <w:tab/>
-      <w:t>2026-10-29</w:t>
+      <w:t>2026-10-31</w:t>
       <w:br/>
       <w:br/>
     </w:r>
